--- a/146037_DeptManager_CorporateIT.docx
+++ b/146037_DeptManager_CorporateIT.docx
@@ -103,7 +103,14 @@
                 <w:rFonts w:ascii="Browallia New" w:eastAsia="Browallia New" w:hAnsi="Browallia New" w:cs="Browallia New"/>
                 <w:sz w:val="26"/>
               </w:rPr>
-              <w:t>1) กรอกข้อมูลในช่องสีเหลืองเท่านั้น ข้อความสีเทาตัวเอียงเป็นเพียงตัวอย่าง ลบออกแล้วพิมพ์ข้อมูลจริงแทน</w:t>
+              <w:t xml:space="preserve">1) </w:t>
+            </w:r>
+            <w:r>
+              <w:rPr>
+                <w:rFonts w:ascii="Browallia New" w:eastAsia="Browallia New" w:hAnsi="Browallia New" w:cs="Browallia New"/>
+                <w:sz w:val="26"/>
+              </w:rPr>
+              <w:t>กรอกข้อมูลในช่องสีเหลืองเท่านั้น ข้อความสีเทาตัวเอียงเป็นเพียงตัวอย่าง ลบออกแล้วพิมพ์ข้อมูลจริงแทน</w:t>
             </w:r>
           </w:p>
           <w:p>
@@ -115,7 +122,14 @@
                 <w:rFonts w:ascii="Browallia New" w:eastAsia="Browallia New" w:hAnsi="Browallia New" w:cs="Browallia New"/>
                 <w:sz w:val="26"/>
               </w:rPr>
-              <w:t>2) จัดทำร่วมกันระหว่างผู้ดำรงตำแหน่งปัจจุบัน</w:t>
+              <w:t xml:space="preserve">2) </w:t>
+            </w:r>
+            <w:r>
+              <w:rPr>
+                <w:rFonts w:ascii="Browallia New" w:eastAsia="Browallia New" w:hAnsi="Browallia New" w:cs="Browallia New"/>
+                <w:sz w:val="26"/>
+              </w:rPr>
+              <w:t>จัดทำร่วมกันระหว่างผู้ดำรงตำแหน่งปัจจุบัน</w:t>
             </w:r>
             <w:r>
               <w:rPr>
@@ -143,7 +157,14 @@
                 <w:rFonts w:ascii="Browallia New" w:eastAsia="Browallia New" w:hAnsi="Browallia New" w:cs="Browallia New"/>
                 <w:sz w:val="26"/>
               </w:rPr>
-              <w:t>3) ระดับความเชี่ยวชาญ (Proficiency Level) ให้ใช้เกณฑ์ 1-5 ตามตารางในหัวข้อ 4ค</w:t>
+              <w:t xml:space="preserve">3) </w:t>
+            </w:r>
+            <w:r>
+              <w:rPr>
+                <w:rFonts w:ascii="Browallia New" w:eastAsia="Browallia New" w:hAnsi="Browallia New" w:cs="Browallia New"/>
+                <w:sz w:val="26"/>
+              </w:rPr>
+              <w:t>ระดับความเชี่ยวชาญ (Proficiency Level) ให้ใช้เกณฑ์ 1-5 ตามตารางในหัวข้อ 4ค</w:t>
             </w:r>
           </w:p>
           <w:p>
@@ -155,7 +176,14 @@
                 <w:rFonts w:ascii="Browallia New" w:eastAsia="Browallia New" w:hAnsi="Browallia New" w:cs="Browallia New"/>
                 <w:sz w:val="26"/>
               </w:rPr>
-              <w:t>4) เมื่อกรอกครบถ้วนแล้ว ให้ลงนามรับรองตามลำดับในหน้าถัดไป ก่อนนำส่ง HR Business Partner ของสายงาน</w:t>
+              <w:t xml:space="preserve">4) </w:t>
+            </w:r>
+            <w:r>
+              <w:rPr>
+                <w:rFonts w:ascii="Browallia New" w:eastAsia="Browallia New" w:hAnsi="Browallia New" w:cs="Browallia New"/>
+                <w:sz w:val="26"/>
+              </w:rPr>
+              <w:t>เมื่อกรอกครบถ้วนแล้ว ให้ลงนามรับรองตามลำดับในหน้าถัดไป ก่อนนำส่ง HR Business Partner ของสายงาน</w:t>
             </w:r>
           </w:p>
           <w:p>
@@ -167,7 +195,14 @@
                 <w:rFonts w:ascii="Browallia New" w:eastAsia="Browallia New" w:hAnsi="Browallia New" w:cs="Browallia New"/>
                 <w:sz w:val="26"/>
               </w:rPr>
-              <w:t>5) เอกสารฉบับนี้จัดเป็นข้อมูลลับ (Confidential) ใช้ภายในองค์กรเพื่อการบริหารแผนสืบทอดตำแหน่งเท่านั้น ห้ามเผยแพร่หรือส่งต่อโดยไม่ได้รับอนุญาต</w:t>
+              <w:t xml:space="preserve">5) </w:t>
+            </w:r>
+            <w:r>
+              <w:rPr>
+                <w:rFonts w:ascii="Browallia New" w:eastAsia="Browallia New" w:hAnsi="Browallia New" w:cs="Browallia New"/>
+                <w:sz w:val="26"/>
+              </w:rPr>
+              <w:t>เอกสารฉบับนี้จัดเป็นข้อมูลลับ (Confidential) ใช้ภายในองค์กรเพื่อการบริหารแผนสืบทอดตำแหน่งเท่านั้น ห้ามเผยแพร่หรือส่งต่อโดยไม่ได้รับอนุญาต</w:t>
             </w:r>
           </w:p>
         </w:tc>
@@ -439,6 +474,10 @@
           <w:p>
             <w:pPr>
               <w:rPr>
+                <w:rFonts w:hint="cs"/>
+                <w:iCs/>
+                <w:sz w:val="28"/>
+                <w:szCs w:val="28"/>
                 <w:cs/>
                 <w:lang w:val="en-US" w:bidi="th-TH"/>
               </w:rPr>
@@ -446,31 +485,12 @@
             <w:r>
               <w:rPr>
                 <w:rFonts w:ascii="Browallia New" w:eastAsia="Browallia New" w:hAnsi="Browallia New" w:cs="Browallia New"/>
-                <w:i/>
-                <w:color w:val="808080"/>
+                <w:iCs/>
+                <w:sz w:val="28"/>
+                <w:szCs w:val="28"/>
                 <w:lang w:val="en-US" w:bidi="th-TH"/>
               </w:rPr>
-              <w:t>HR</w:t>
-            </w:r>
-            <w:r>
-              <w:rPr>
-                <w:rFonts w:ascii="Browallia New" w:eastAsia="Browallia New" w:hAnsi="Browallia New" w:cs="Browallia New" w:hint="cs"/>
-                <w:i/>
-                <w:color w:val="808080"/>
-                <w:cs/>
-                <w:lang w:val="en-US" w:bidi="th-TH"/>
-              </w:rPr>
-              <w:t xml:space="preserve"> จะเติมข้อมูลส่วนนี้ใ</w:t>
-            </w:r>
-            <w:r>
-              <w:rPr>
-                <w:rFonts w:ascii="Browallia New" w:eastAsia="Browallia New" w:hAnsi="Browallia New" w:cs="Browallia New" w:hint="cs"/>
-                <w:i/>
-                <w:color w:val="808080"/>
-                <w:cs/>
-                <w:lang w:val="en-US" w:bidi="th-TH"/>
-              </w:rPr>
-              <w:t>ห้</w:t>
+              <w:t>Department Manager</w:t>
             </w:r>
           </w:p>
         </w:tc>
@@ -498,24 +518,22 @@
             <w:tcW w:w="5331" w:type="dxa"/>
           </w:tcPr>
           <w:p>
-            <w:r>
-              <w:rPr>
-                <w:rFonts w:ascii="Browallia New" w:eastAsia="Browallia New" w:hAnsi="Browallia New" w:cs="Browallia New"/>
-                <w:i/>
-                <w:color w:val="808080"/>
+            <w:pPr>
+              <w:rPr>
+                <w:iCs/>
+                <w:sz w:val="28"/>
+                <w:szCs w:val="28"/>
+              </w:rPr>
+            </w:pPr>
+            <w:r>
+              <w:rPr>
+                <w:rFonts w:ascii="Browallia New" w:eastAsia="Browallia New" w:hAnsi="Browallia New" w:cs="Browallia New"/>
+                <w:iCs/>
+                <w:sz w:val="28"/>
+                <w:szCs w:val="28"/>
                 <w:lang w:val="en-US" w:bidi="th-TH"/>
               </w:rPr>
-              <w:t>HR</w:t>
-            </w:r>
-            <w:r>
-              <w:rPr>
-                <w:rFonts w:ascii="Browallia New" w:eastAsia="Browallia New" w:hAnsi="Browallia New" w:cs="Browallia New" w:hint="cs"/>
-                <w:i/>
-                <w:color w:val="808080"/>
-                <w:cs/>
-                <w:lang w:val="en-US" w:bidi="th-TH"/>
-              </w:rPr>
-              <w:t xml:space="preserve"> จะเติมข้อมูลส่วนนี้ให้</w:t>
+              <w:t>Finance &amp; Accounting, Information Technology and Procurement</w:t>
             </w:r>
           </w:p>
         </w:tc>
@@ -543,24 +561,22 @@
             <w:tcW w:w="5331" w:type="dxa"/>
           </w:tcPr>
           <w:p>
-            <w:r>
-              <w:rPr>
-                <w:rFonts w:ascii="Browallia New" w:eastAsia="Browallia New" w:hAnsi="Browallia New" w:cs="Browallia New"/>
-                <w:i/>
-                <w:color w:val="808080"/>
+            <w:pPr>
+              <w:rPr>
+                <w:iCs/>
+                <w:sz w:val="28"/>
+                <w:szCs w:val="28"/>
+              </w:rPr>
+            </w:pPr>
+            <w:r>
+              <w:rPr>
+                <w:rFonts w:ascii="Browallia New" w:eastAsia="Browallia New" w:hAnsi="Browallia New" w:cs="Browallia New"/>
+                <w:iCs/>
+                <w:sz w:val="28"/>
+                <w:szCs w:val="28"/>
                 <w:lang w:val="en-US" w:bidi="th-TH"/>
               </w:rPr>
-              <w:t>HR</w:t>
-            </w:r>
-            <w:r>
-              <w:rPr>
-                <w:rFonts w:ascii="Browallia New" w:eastAsia="Browallia New" w:hAnsi="Browallia New" w:cs="Browallia New" w:hint="cs"/>
-                <w:i/>
-                <w:color w:val="808080"/>
-                <w:cs/>
-                <w:lang w:val="en-US" w:bidi="th-TH"/>
-              </w:rPr>
-              <w:t xml:space="preserve"> จะเติมข้อมูลส่วนนี้ให้</w:t>
+              <w:t>Corporate Information Technology</w:t>
             </w:r>
           </w:p>
         </w:tc>
@@ -588,24 +604,22 @@
             <w:tcW w:w="5331" w:type="dxa"/>
           </w:tcPr>
           <w:p>
-            <w:r>
-              <w:rPr>
-                <w:rFonts w:ascii="Browallia New" w:eastAsia="Browallia New" w:hAnsi="Browallia New" w:cs="Browallia New"/>
-                <w:i/>
-                <w:color w:val="808080"/>
+            <w:pPr>
+              <w:rPr>
+                <w:iCs/>
+                <w:sz w:val="28"/>
+                <w:szCs w:val="28"/>
+              </w:rPr>
+            </w:pPr>
+            <w:r>
+              <w:rPr>
+                <w:rFonts w:ascii="Browallia New" w:eastAsia="Browallia New" w:hAnsi="Browallia New" w:cs="Browallia New"/>
+                <w:iCs/>
+                <w:sz w:val="28"/>
+                <w:szCs w:val="28"/>
                 <w:lang w:val="en-US" w:bidi="th-TH"/>
               </w:rPr>
-              <w:t>HR</w:t>
-            </w:r>
-            <w:r>
-              <w:rPr>
-                <w:rFonts w:ascii="Browallia New" w:eastAsia="Browallia New" w:hAnsi="Browallia New" w:cs="Browallia New" w:hint="cs"/>
-                <w:i/>
-                <w:color w:val="808080"/>
-                <w:cs/>
-                <w:lang w:val="en-US" w:bidi="th-TH"/>
-              </w:rPr>
-              <w:t xml:space="preserve"> จะเติมข้อมูลส่วนนี้ให้</w:t>
+              <w:t>Corporate Information Technology</w:t>
             </w:r>
           </w:p>
         </w:tc>
@@ -633,24 +647,23 @@
             <w:tcW w:w="5331" w:type="dxa"/>
           </w:tcPr>
           <w:p>
-            <w:r>
-              <w:rPr>
-                <w:rFonts w:ascii="Browallia New" w:eastAsia="Browallia New" w:hAnsi="Browallia New" w:cs="Browallia New"/>
-                <w:i/>
-                <w:color w:val="808080"/>
-                <w:lang w:val="en-US" w:bidi="th-TH"/>
-              </w:rPr>
-              <w:t>HR</w:t>
-            </w:r>
-            <w:r>
-              <w:rPr>
-                <w:rFonts w:ascii="Browallia New" w:eastAsia="Browallia New" w:hAnsi="Browallia New" w:cs="Browallia New" w:hint="cs"/>
-                <w:i/>
-                <w:color w:val="808080"/>
+            <w:pPr>
+              <w:rPr>
+                <w:iCs/>
+                <w:sz w:val="28"/>
+                <w:szCs w:val="28"/>
+              </w:rPr>
+            </w:pPr>
+            <w:r>
+              <w:rPr>
+                <w:rFonts w:ascii="Browallia New" w:eastAsia="Browallia New" w:hAnsi="Browallia New" w:cs="Browallia New"/>
+                <w:iCs/>
+                <w:sz w:val="28"/>
+                <w:szCs w:val="28"/>
                 <w:cs/>
-                <w:lang w:val="en-US" w:bidi="th-TH"/>
-              </w:rPr>
-              <w:t xml:space="preserve"> จะเติมข้อมูลส่วนนี้ให้</w:t>
+                <w:lang w:val="en-US"/>
+              </w:rPr>
+              <w:t>เสถียร ศรีใสคำ</w:t>
             </w:r>
           </w:p>
         </w:tc>
@@ -678,24 +691,23 @@
             <w:tcW w:w="5331" w:type="dxa"/>
           </w:tcPr>
           <w:p>
-            <w:r>
-              <w:rPr>
-                <w:rFonts w:ascii="Browallia New" w:eastAsia="Browallia New" w:hAnsi="Browallia New" w:cs="Browallia New"/>
-                <w:i/>
-                <w:color w:val="808080"/>
-                <w:lang w:val="en-US" w:bidi="th-TH"/>
-              </w:rPr>
-              <w:t>HR</w:t>
-            </w:r>
-            <w:r>
-              <w:rPr>
-                <w:rFonts w:ascii="Browallia New" w:eastAsia="Browallia New" w:hAnsi="Browallia New" w:cs="Browallia New" w:hint="cs"/>
-                <w:i/>
-                <w:color w:val="808080"/>
+            <w:pPr>
+              <w:rPr>
+                <w:iCs/>
+                <w:sz w:val="28"/>
+                <w:szCs w:val="28"/>
+              </w:rPr>
+            </w:pPr>
+            <w:r>
+              <w:rPr>
+                <w:rFonts w:ascii="Browallia New" w:eastAsia="Browallia New" w:hAnsi="Browallia New" w:cs="Browallia New"/>
+                <w:iCs/>
+                <w:sz w:val="28"/>
+                <w:szCs w:val="28"/>
                 <w:cs/>
-                <w:lang w:val="en-US" w:bidi="th-TH"/>
-              </w:rPr>
-              <w:t xml:space="preserve"> จะเติมข้อมูลส่วนนี้ให้</w:t>
+                <w:lang w:val="en-US"/>
+              </w:rPr>
+              <w:t>เสถียร ศรีใสคำ</w:t>
             </w:r>
           </w:p>
         </w:tc>
@@ -809,7 +821,16 @@
                 <w:color w:val="C8102E"/>
                 <w:sz w:val="26"/>
               </w:rPr>
-              <w:t>(จัดทำ)</w:t>
+              <w:t>(</w:t>
+            </w:r>
+            <w:r>
+              <w:rPr>
+                <w:rFonts w:ascii="Browallia New" w:eastAsia="Browallia New" w:hAnsi="Browallia New" w:cs="Browallia New"/>
+                <w:i/>
+                <w:color w:val="C8102E"/>
+                <w:sz w:val="26"/>
+              </w:rPr>
+              <w:t>จัดทำ)</w:t>
             </w:r>
           </w:p>
           <w:p>
@@ -869,7 +890,16 @@
                 <w:color w:val="C8102E"/>
                 <w:sz w:val="26"/>
               </w:rPr>
-              <w:t>(ตรวจสอบความถูกต้อง)</w:t>
+              <w:t>(</w:t>
+            </w:r>
+            <w:r>
+              <w:rPr>
+                <w:rFonts w:ascii="Browallia New" w:eastAsia="Browallia New" w:hAnsi="Browallia New" w:cs="Browallia New"/>
+                <w:i/>
+                <w:color w:val="C8102E"/>
+                <w:sz w:val="26"/>
+              </w:rPr>
+              <w:t>ตรวจสอบความถูกต้อง)</w:t>
             </w:r>
           </w:p>
           <w:p>
@@ -917,7 +947,16 @@
                 <w:color w:val="C8102E"/>
                 <w:sz w:val="26"/>
               </w:rPr>
-              <w:t>(รับรอง)</w:t>
+              <w:t>(</w:t>
+            </w:r>
+            <w:r>
+              <w:rPr>
+                <w:rFonts w:ascii="Browallia New" w:eastAsia="Browallia New" w:hAnsi="Browallia New" w:cs="Browallia New"/>
+                <w:i/>
+                <w:color w:val="C8102E"/>
+                <w:sz w:val="26"/>
+              </w:rPr>
+              <w:t>รับรอง)</w:t>
             </w:r>
           </w:p>
           <w:p>
@@ -969,7 +1008,16 @@
                 <w:color w:val="C8102E"/>
                 <w:sz w:val="26"/>
               </w:rPr>
-              <w:t>(อนุมัติ)</w:t>
+              <w:t>(</w:t>
+            </w:r>
+            <w:r>
+              <w:rPr>
+                <w:rFonts w:ascii="Browallia New" w:eastAsia="Browallia New" w:hAnsi="Browallia New" w:cs="Browallia New"/>
+                <w:i/>
+                <w:color w:val="C8102E"/>
+                <w:sz w:val="26"/>
+              </w:rPr>
+              <w:t>อนุมัติ)</w:t>
             </w:r>
           </w:p>
           <w:p>
@@ -1005,6 +1053,7 @@
                 <w:rFonts w:ascii="Browallia New" w:eastAsia="Browallia New" w:hAnsi="Browallia New" w:cs="Browallia New"/>
                 <w:sz w:val="26"/>
               </w:rPr>
+              <w:lastRenderedPageBreak/>
               <w:t>วันที่: ______________________</w:t>
             </w:r>
           </w:p>
@@ -1019,6 +1068,7 @@
                 <w:rFonts w:ascii="Browallia New" w:eastAsia="Browallia New" w:hAnsi="Browallia New" w:cs="Browallia New"/>
                 <w:sz w:val="26"/>
               </w:rPr>
+              <w:lastRenderedPageBreak/>
               <w:t>ลงชื่อ: ______________________</w:t>
             </w:r>
           </w:p>
@@ -1028,6 +1078,7 @@
                 <w:rFonts w:ascii="Browallia New" w:eastAsia="Browallia New" w:hAnsi="Browallia New" w:cs="Browallia New"/>
                 <w:sz w:val="26"/>
               </w:rPr>
+              <w:lastRenderedPageBreak/>
               <w:t>วันที่: ______________________</w:t>
             </w:r>
           </w:p>
@@ -1042,6 +1093,7 @@
                 <w:rFonts w:ascii="Browallia New" w:eastAsia="Browallia New" w:hAnsi="Browallia New" w:cs="Browallia New"/>
                 <w:sz w:val="26"/>
               </w:rPr>
+              <w:lastRenderedPageBreak/>
               <w:t>ลงชื่อ: ______________________</w:t>
             </w:r>
           </w:p>
@@ -1051,6 +1103,7 @@
                 <w:rFonts w:ascii="Browallia New" w:eastAsia="Browallia New" w:hAnsi="Browallia New" w:cs="Browallia New"/>
                 <w:sz w:val="26"/>
               </w:rPr>
+              <w:lastRenderedPageBreak/>
               <w:t>วันที่: ______________________</w:t>
             </w:r>
           </w:p>
@@ -1065,6 +1118,7 @@
                 <w:rFonts w:ascii="Browallia New" w:eastAsia="Browallia New" w:hAnsi="Browallia New" w:cs="Browallia New"/>
                 <w:sz w:val="26"/>
               </w:rPr>
+              <w:lastRenderedPageBreak/>
               <w:t>ลงชื่อ: ______________________</w:t>
             </w:r>
           </w:p>
@@ -1074,6 +1128,7 @@
                 <w:rFonts w:ascii="Browallia New" w:eastAsia="Browallia New" w:hAnsi="Browallia New" w:cs="Browallia New"/>
                 <w:sz w:val="26"/>
               </w:rPr>
+              <w:lastRenderedPageBreak/>
               <w:t>วันที่: ______________________</w:t>
             </w:r>
           </w:p>
@@ -1123,7 +1178,15 @@
                 <w:b/>
                 <w:sz w:val="28"/>
               </w:rPr>
-              <w:t>1ก. ความสัมพันธ์</w:t>
+              <w:t>1</w:t>
+            </w:r>
+            <w:r>
+              <w:rPr>
+                <w:rFonts w:ascii="Browallia New" w:eastAsia="Browallia New" w:hAnsi="Browallia New" w:cs="Browallia New"/>
+                <w:b/>
+                <w:sz w:val="28"/>
+              </w:rPr>
+              <w:t>ก. ความสัมพันธ์</w:t>
             </w:r>
             <w:r>
               <w:rPr>
@@ -1293,17 +1356,7 @@
                 <w:color w:val="808080"/>
                 <w:lang w:val="en-US" w:bidi="th-TH"/>
               </w:rPr>
-              <w:t>HR</w:t>
-            </w:r>
-            <w:r>
-              <w:rPr>
-                <w:rFonts w:ascii="Browallia New" w:eastAsia="Browallia New" w:hAnsi="Browallia New" w:cs="Browallia New" w:hint="cs"/>
-                <w:i/>
-                <w:color w:val="808080"/>
-                <w:cs/>
-                <w:lang w:val="en-US" w:bidi="th-TH"/>
-              </w:rPr>
-              <w:t xml:space="preserve"> จะเติมข้อมูลส่วนนี้ให้</w:t>
+              <w:t>3</w:t>
             </w:r>
           </w:p>
         </w:tc>
@@ -1322,17 +1375,7 @@
                 <w:color w:val="808080"/>
                 <w:lang w:val="en-US" w:bidi="th-TH"/>
               </w:rPr>
-              <w:t>HR</w:t>
-            </w:r>
-            <w:r>
-              <w:rPr>
-                <w:rFonts w:ascii="Browallia New" w:eastAsia="Browallia New" w:hAnsi="Browallia New" w:cs="Browallia New" w:hint="cs"/>
-                <w:i/>
-                <w:color w:val="808080"/>
-                <w:cs/>
-                <w:lang w:val="en-US" w:bidi="th-TH"/>
-              </w:rPr>
-              <w:t xml:space="preserve"> จะเติมข้อมูลส่วนนี้ให้</w:t>
+              <w:t>3</w:t>
             </w:r>
           </w:p>
         </w:tc>
@@ -1353,19 +1396,7 @@
                 <w:szCs w:val="22"/>
                 <w:lang w:val="en-US" w:bidi="th-TH"/>
               </w:rPr>
-              <w:t>HR</w:t>
-            </w:r>
-            <w:r>
-              <w:rPr>
-                <w:rFonts w:ascii="Browallia New" w:eastAsia="Browallia New" w:hAnsi="Browallia New" w:cs="Browallia New" w:hint="cs"/>
-                <w:i/>
-                <w:color w:val="808080"/>
-                <w:sz w:val="22"/>
-                <w:szCs w:val="22"/>
-                <w:cs/>
-                <w:lang w:val="en-US" w:bidi="th-TH"/>
-              </w:rPr>
-              <w:t xml:space="preserve"> จะเติมข้อมูลส่วนนี้ให้</w:t>
+              <w:t>6</w:t>
             </w:r>
           </w:p>
         </w:tc>
@@ -1994,7 +2025,15 @@
                 <w:b/>
                 <w:sz w:val="28"/>
               </w:rPr>
-              <w:t>1ข. ความสัมพันธ์</w:t>
+              <w:t>1</w:t>
+            </w:r>
+            <w:r>
+              <w:rPr>
+                <w:rFonts w:ascii="Browallia New" w:eastAsia="Browallia New" w:hAnsi="Browallia New" w:cs="Browallia New"/>
+                <w:b/>
+                <w:sz w:val="28"/>
+              </w:rPr>
+              <w:t>ข. ความสัมพันธ์</w:t>
             </w:r>
             <w:r>
               <w:rPr>
@@ -2343,7 +2382,15 @@
                 <w:b/>
                 <w:sz w:val="28"/>
               </w:rPr>
-              <w:t>2ก. วัตถุประสงค์ของตำแหน่งงาน</w:t>
+              <w:t>2</w:t>
+            </w:r>
+            <w:r>
+              <w:rPr>
+                <w:rFonts w:ascii="Browallia New" w:eastAsia="Browallia New" w:hAnsi="Browallia New" w:cs="Browallia New"/>
+                <w:b/>
+                <w:sz w:val="28"/>
+              </w:rPr>
+              <w:t>ก. วัตถุประสงค์ของตำแหน่งงาน</w:t>
             </w:r>
           </w:p>
           <w:p>
@@ -2565,7 +2612,15 @@
                 <w:b/>
                 <w:sz w:val="28"/>
               </w:rPr>
-              <w:t>2ข. ตัวชี้วัดความสำเร็จหลักของตำแหน่ง (Key Success Indicators)</w:t>
+              <w:t>2</w:t>
+            </w:r>
+            <w:r>
+              <w:rPr>
+                <w:rFonts w:ascii="Browallia New" w:eastAsia="Browallia New" w:hAnsi="Browallia New" w:cs="Browallia New"/>
+                <w:b/>
+                <w:sz w:val="28"/>
+              </w:rPr>
+              <w:t>ข. ตัวชี้วัดความสำเร็จหลักของตำแหน่ง (Key Success Indicators)</w:t>
             </w:r>
           </w:p>
           <w:p>
@@ -2626,6 +2681,7 @@
                 <w:b/>
                 <w:sz w:val="28"/>
               </w:rPr>
+              <w:lastRenderedPageBreak/>
               <w:t>มิติ</w:t>
             </w:r>
           </w:p>
@@ -2678,7 +2734,6 @@
                 <w:cs/>
                 <w:lang w:bidi="th-TH"/>
               </w:rPr>
-              <w:lastRenderedPageBreak/>
               <w:t xml:space="preserve">ตาม </w:t>
             </w:r>
             <w:r>
@@ -2793,7 +2848,15 @@
                 <w:b/>
                 <w:sz w:val="28"/>
               </w:rPr>
-              <w:t>3ก. ขอบเขตงาน</w:t>
+              <w:t>3</w:t>
+            </w:r>
+            <w:r>
+              <w:rPr>
+                <w:rFonts w:ascii="Browallia New" w:eastAsia="Browallia New" w:hAnsi="Browallia New" w:cs="Browallia New"/>
+                <w:b/>
+                <w:sz w:val="28"/>
+              </w:rPr>
+              <w:t>ก. ขอบเขตงาน</w:t>
             </w:r>
           </w:p>
           <w:p>
@@ -2887,7 +2950,15 @@
                 <w:b/>
                 <w:sz w:val="28"/>
               </w:rPr>
-              <w:t xml:space="preserve"> ปีข้างหน้า</w:t>
+              <w:t xml:space="preserve"> </w:t>
+            </w:r>
+            <w:r>
+              <w:rPr>
+                <w:rFonts w:ascii="Browallia New" w:eastAsia="Browallia New" w:hAnsi="Browallia New" w:cs="Browallia New"/>
+                <w:b/>
+                <w:sz w:val="28"/>
+              </w:rPr>
+              <w:t>ปีข้างหน้า</w:t>
             </w:r>
           </w:p>
         </w:tc>
@@ -3522,7 +3593,15 @@
                 <w:b/>
                 <w:sz w:val="28"/>
               </w:rPr>
-              <w:t>3ข. ความท้าทายของงาน</w:t>
+              <w:t>3</w:t>
+            </w:r>
+            <w:r>
+              <w:rPr>
+                <w:rFonts w:ascii="Browallia New" w:eastAsia="Browallia New" w:hAnsi="Browallia New" w:cs="Browallia New"/>
+                <w:b/>
+                <w:sz w:val="28"/>
+              </w:rPr>
+              <w:t>ข. ความท้าทายของงาน</w:t>
             </w:r>
           </w:p>
           <w:p>
@@ -3592,7 +3671,15 @@
                 <w:b/>
                 <w:sz w:val="28"/>
               </w:rPr>
-              <w:t xml:space="preserve"> ปีข้างหน้า</w:t>
+              <w:t xml:space="preserve"> </w:t>
+            </w:r>
+            <w:r>
+              <w:rPr>
+                <w:rFonts w:ascii="Browallia New" w:eastAsia="Browallia New" w:hAnsi="Browallia New" w:cs="Browallia New"/>
+                <w:b/>
+                <w:sz w:val="28"/>
+              </w:rPr>
+              <w:t>ปีข้างหน้า</w:t>
             </w:r>
           </w:p>
         </w:tc>
@@ -3687,27 +3774,27 @@
           <w:p>
             <w:pPr>
               <w:rPr>
+                <w:rFonts w:cs="Angsana New"/>
+                <w:szCs w:val="30"/>
+                <w:cs/>
+                <w:lang w:val="en-US" w:bidi="th-TH"/>
+              </w:rPr>
+            </w:pPr>
+            <w:r>
+              <w:rPr>
+                <w:rFonts w:cs="Angsana New"/>
+                <w:szCs w:val="30"/>
+                <w:lang w:val="en-US" w:bidi="th-TH"/>
+              </w:rPr>
+              <w:t xml:space="preserve">SAP version </w:t>
+            </w:r>
+            <w:r>
+              <w:rPr>
                 <w:rFonts w:cs="Angsana New" w:hint="cs"/>
                 <w:szCs w:val="30"/>
                 <w:cs/>
                 <w:lang w:val="en-US" w:bidi="th-TH"/>
               </w:rPr>
-            </w:pPr>
-            <w:r>
-              <w:rPr>
-                <w:rFonts w:cs="Angsana New"/>
-                <w:szCs w:val="30"/>
-                <w:lang w:val="en-US" w:bidi="th-TH"/>
-              </w:rPr>
-              <w:t xml:space="preserve">SAP version </w:t>
-            </w:r>
-            <w:r>
-              <w:rPr>
-                <w:rFonts w:cs="Angsana New" w:hint="cs"/>
-                <w:szCs w:val="30"/>
-                <w:cs/>
-                <w:lang w:val="en-US" w:bidi="th-TH"/>
-              </w:rPr>
               <w:t>ที่ใช้งานอยู่ล้าสมัยแล้ว</w:t>
             </w:r>
           </w:p>
@@ -3720,7 +3807,7 @@
           <w:p>
             <w:pPr>
               <w:rPr>
-                <w:rFonts w:cs="Angsana New" w:hint="cs"/>
+                <w:rFonts w:cs="Angsana New"/>
                 <w:szCs w:val="30"/>
                 <w:cs/>
                 <w:lang w:val="en-US" w:bidi="th-TH"/>
@@ -3780,7 +3867,15 @@
           <w:b/>
           <w:sz w:val="32"/>
         </w:rPr>
-        <w:t>4. ความรู้ ทักษะ และคุณสมบัติที่จำเป็น</w:t>
+        <w:t xml:space="preserve">4. </w:t>
+      </w:r>
+      <w:r>
+        <w:rPr>
+          <w:rFonts w:ascii="Browallia New" w:eastAsia="Browallia New" w:hAnsi="Browallia New" w:cs="Browallia New"/>
+          <w:b/>
+          <w:sz w:val="32"/>
+        </w:rPr>
+        <w:t>ความรู้ ทักษะ และคุณสมบัติที่จำเป็น</w:t>
       </w:r>
     </w:p>
     <w:p>
@@ -3824,7 +3919,15 @@
                 <w:b/>
                 <w:sz w:val="28"/>
               </w:rPr>
-              <w:t>4ก. การศึกษา / คุณสมบัติทางวิชาชีพ</w:t>
+              <w:t>4</w:t>
+            </w:r>
+            <w:r>
+              <w:rPr>
+                <w:rFonts w:ascii="Browallia New" w:eastAsia="Browallia New" w:hAnsi="Browallia New" w:cs="Browallia New"/>
+                <w:b/>
+                <w:sz w:val="28"/>
+              </w:rPr>
+              <w:t>ก. การศึกษา / คุณสมบัติทางวิชาชีพ</w:t>
             </w:r>
           </w:p>
           <w:p>
@@ -4254,6 +4357,7 @@
                 <w:rFonts w:ascii="Browallia New" w:eastAsia="Browallia New" w:hAnsi="Browallia New" w:cs="Browallia New"/>
                 <w:sz w:val="28"/>
               </w:rPr>
+              <w:lastRenderedPageBreak/>
               <w:t>เพิ่มเติม</w:t>
             </w:r>
           </w:p>
@@ -4348,7 +4452,15 @@
                 <w:b/>
                 <w:sz w:val="28"/>
               </w:rPr>
-              <w:t>4ข. ประสบการณ์ทำงานที่จำเป็น</w:t>
+              <w:t>4</w:t>
+            </w:r>
+            <w:r>
+              <w:rPr>
+                <w:rFonts w:ascii="Browallia New" w:eastAsia="Browallia New" w:hAnsi="Browallia New" w:cs="Browallia New"/>
+                <w:b/>
+                <w:sz w:val="28"/>
+              </w:rPr>
+              <w:t>ข. ประสบการณ์ทำงานที่จำเป็น</w:t>
             </w:r>
           </w:p>
           <w:p>
@@ -5227,7 +5339,15 @@
                 <w:b/>
                 <w:sz w:val="28"/>
               </w:rPr>
-              <w:t>4ค. สมรรถนะ</w:t>
+              <w:t>4</w:t>
+            </w:r>
+            <w:r>
+              <w:rPr>
+                <w:rFonts w:ascii="Browallia New" w:eastAsia="Browallia New" w:hAnsi="Browallia New" w:cs="Browallia New"/>
+                <w:b/>
+                <w:sz w:val="28"/>
+              </w:rPr>
+              <w:t>ค. สมรรถนะ</w:t>
             </w:r>
           </w:p>
           <w:p>
@@ -5253,7 +5373,15 @@
           <w:b/>
           <w:sz w:val="26"/>
         </w:rPr>
-        <w:t>4ค</w:t>
+        <w:t>4</w:t>
+      </w:r>
+      <w:r>
+        <w:rPr>
+          <w:rFonts w:ascii="Browallia New" w:eastAsia="Browallia New" w:hAnsi="Browallia New" w:cs="Browallia New"/>
+          <w:b/>
+          <w:sz w:val="26"/>
+        </w:rPr>
+        <w:t>ค</w:t>
       </w:r>
       <w:r>
         <w:rPr>
@@ -5271,7 +5399,15 @@
           <w:b/>
           <w:sz w:val="26"/>
         </w:rPr>
-        <w:t>(i) สมรรถนะด้านการเป็นผู้นำ (Leadership Competencies)</w:t>
+        <w:t xml:space="preserve">(i) </w:t>
+      </w:r>
+      <w:r>
+        <w:rPr>
+          <w:rFonts w:ascii="Browallia New" w:eastAsia="Browallia New" w:hAnsi="Browallia New" w:cs="Browallia New"/>
+          <w:b/>
+          <w:sz w:val="26"/>
+        </w:rPr>
+        <w:t>สมรรถนะด้านการเป็นผู้นำ (Leadership Competencies)</w:t>
       </w:r>
     </w:p>
     <w:tbl>
@@ -5528,6 +5664,7 @@
                   <w14:uncheckedState w14:val="2610" w14:font="MS Gothic"/>
                 </w14:checkbox>
               </w:sdtPr>
+              <w:sdtEndPr/>
               <w:sdtContent>
                 <w:r>
                   <w:rPr>
@@ -5558,6 +5695,7 @@
                   <w14:uncheckedState w14:val="2610" w14:font="MS Gothic"/>
                 </w14:checkbox>
               </w:sdtPr>
+              <w:sdtEndPr/>
               <w:sdtContent>
                 <w:r>
                   <w:rPr>
@@ -5588,6 +5726,7 @@
                   <w14:uncheckedState w14:val="2610" w14:font="MS Gothic"/>
                 </w14:checkbox>
               </w:sdtPr>
+              <w:sdtEndPr/>
               <w:sdtContent>
                 <w:r>
                   <w:rPr>
@@ -5613,11 +5752,42 @@
               <w:sdtPr>
                 <w:id w:val="100004"/>
                 <w14:checkbox>
+                  <w14:checked w14:val="1"/>
+                  <w14:checkedState w14:val="2612" w14:font="MS Gothic"/>
+                  <w14:uncheckedState w14:val="2610" w14:font="MS Gothic"/>
+                </w14:checkbox>
+              </w:sdtPr>
+              <w:sdtEndPr/>
+              <w:sdtContent>
+                <w:r>
+                  <w:rPr>
+                    <w:rFonts w:ascii="MS Gothic" w:eastAsia="MS Gothic" w:hAnsi="MS Gothic" w:hint="eastAsia"/>
+                  </w:rPr>
+                  <w:t>☒</w:t>
+                </w:r>
+              </w:sdtContent>
+            </w:sdt>
+          </w:p>
+        </w:tc>
+        <w:tc>
+          <w:tcPr>
+            <w:tcW w:w="1011" w:type="dxa"/>
+            <w:shd w:val="clear" w:color="auto" w:fill="FFF2CC"/>
+          </w:tcPr>
+          <w:p>
+            <w:pPr>
+              <w:jc w:val="center"/>
+            </w:pPr>
+            <w:sdt>
+              <w:sdtPr>
+                <w:id w:val="100005"/>
+                <w14:checkbox>
                   <w14:checked w14:val="0"/>
                   <w14:checkedState w14:val="2612" w14:font="MS Gothic"/>
                   <w14:uncheckedState w14:val="2610" w14:font="MS Gothic"/>
                 </w14:checkbox>
               </w:sdtPr>
+              <w:sdtEndPr/>
               <w:sdtContent>
                 <w:r>
                   <w:rPr>
@@ -5630,6 +5800,48 @@
             </w:sdt>
           </w:p>
         </w:tc>
+      </w:tr>
+      <w:tr>
+        <w:trPr>
+          <w:jc w:val="center"/>
+        </w:trPr>
+        <w:tc>
+          <w:tcPr>
+            <w:tcW w:w="4136" w:type="dxa"/>
+          </w:tcPr>
+          <w:p>
+            <w:pPr>
+              <w:rPr>
+                <w:rFonts w:ascii="Browallia New" w:eastAsia="Browallia New" w:hAnsi="Browallia New" w:cs="Browallia New"/>
+                <w:szCs w:val="22"/>
+                <w:lang w:bidi="th-TH"/>
+              </w:rPr>
+            </w:pPr>
+            <w:r>
+              <w:rPr>
+                <w:rFonts w:ascii="Browallia New" w:eastAsia="Browallia New" w:hAnsi="Browallia New" w:cs="Browallia New"/>
+                <w:szCs w:val="22"/>
+              </w:rPr>
+              <w:t xml:space="preserve">การทำงานร่วมกัน </w:t>
+            </w:r>
+          </w:p>
+          <w:p>
+            <w:pPr>
+              <w:rPr>
+                <w:rFonts w:ascii="Browallia New" w:eastAsia="Browallia New" w:hAnsi="Browallia New" w:cs="Browallia New"/>
+                <w:szCs w:val="22"/>
+                <w:lang w:bidi="th-TH"/>
+              </w:rPr>
+            </w:pPr>
+            <w:r>
+              <w:rPr>
+                <w:rFonts w:ascii="Browallia New" w:eastAsia="Browallia New" w:hAnsi="Browallia New" w:cs="Browallia New"/>
+                <w:szCs w:val="22"/>
+              </w:rPr>
+              <w:t>Collaboration</w:t>
+            </w:r>
+          </w:p>
+        </w:tc>
         <w:tc>
           <w:tcPr>
             <w:tcW w:w="1011" w:type="dxa"/>
@@ -5641,13 +5853,14 @@
             </w:pPr>
             <w:sdt>
               <w:sdtPr>
-                <w:id w:val="100005"/>
+                <w:id w:val="100006"/>
                 <w14:checkbox>
                   <w14:checked w14:val="0"/>
                   <w14:checkedState w14:val="2612" w14:font="MS Gothic"/>
                   <w14:uncheckedState w14:val="2610" w14:font="MS Gothic"/>
                 </w14:checkbox>
               </w:sdtPr>
+              <w:sdtEndPr/>
               <w:sdtContent>
                 <w:r>
                   <w:rPr>
@@ -5660,48 +5873,6 @@
             </w:sdt>
           </w:p>
         </w:tc>
-      </w:tr>
-      <w:tr>
-        <w:trPr>
-          <w:jc w:val="center"/>
-        </w:trPr>
-        <w:tc>
-          <w:tcPr>
-            <w:tcW w:w="4136" w:type="dxa"/>
-          </w:tcPr>
-          <w:p>
-            <w:pPr>
-              <w:rPr>
-                <w:rFonts w:ascii="Browallia New" w:eastAsia="Browallia New" w:hAnsi="Browallia New" w:cs="Browallia New"/>
-                <w:szCs w:val="22"/>
-                <w:lang w:bidi="th-TH"/>
-              </w:rPr>
-            </w:pPr>
-            <w:r>
-              <w:rPr>
-                <w:rFonts w:ascii="Browallia New" w:eastAsia="Browallia New" w:hAnsi="Browallia New" w:cs="Browallia New"/>
-                <w:szCs w:val="22"/>
-              </w:rPr>
-              <w:t xml:space="preserve">การทำงานร่วมกัน </w:t>
-            </w:r>
-          </w:p>
-          <w:p>
-            <w:pPr>
-              <w:rPr>
-                <w:rFonts w:ascii="Browallia New" w:eastAsia="Browallia New" w:hAnsi="Browallia New" w:cs="Browallia New"/>
-                <w:szCs w:val="22"/>
-                <w:lang w:bidi="th-TH"/>
-              </w:rPr>
-            </w:pPr>
-            <w:r>
-              <w:rPr>
-                <w:rFonts w:ascii="Browallia New" w:eastAsia="Browallia New" w:hAnsi="Browallia New" w:cs="Browallia New"/>
-                <w:szCs w:val="22"/>
-              </w:rPr>
-              <w:t>Collaboration</w:t>
-            </w:r>
-          </w:p>
-        </w:tc>
         <w:tc>
           <w:tcPr>
             <w:tcW w:w="1011" w:type="dxa"/>
@@ -5713,13 +5884,14 @@
             </w:pPr>
             <w:sdt>
               <w:sdtPr>
-                <w:id w:val="100006"/>
+                <w:id w:val="100007"/>
                 <w14:checkbox>
                   <w14:checked w14:val="0"/>
                   <w14:checkedState w14:val="2612" w14:font="MS Gothic"/>
                   <w14:uncheckedState w14:val="2610" w14:font="MS Gothic"/>
                 </w14:checkbox>
               </w:sdtPr>
+              <w:sdtEndPr/>
               <w:sdtContent>
                 <w:r>
                   <w:rPr>
@@ -5743,13 +5915,14 @@
             </w:pPr>
             <w:sdt>
               <w:sdtPr>
-                <w:id w:val="100007"/>
+                <w:id w:val="100008"/>
                 <w14:checkbox>
                   <w14:checked w14:val="0"/>
                   <w14:checkedState w14:val="2612" w14:font="MS Gothic"/>
                   <w14:uncheckedState w14:val="2610" w14:font="MS Gothic"/>
                 </w14:checkbox>
               </w:sdtPr>
+              <w:sdtEndPr/>
               <w:sdtContent>
                 <w:r>
                   <w:rPr>
@@ -5773,13 +5946,44 @@
             </w:pPr>
             <w:sdt>
               <w:sdtPr>
-                <w:id w:val="100008"/>
+                <w:id w:val="100009"/>
+                <w14:checkbox>
+                  <w14:checked w14:val="1"/>
+                  <w14:checkedState w14:val="2612" w14:font="MS Gothic"/>
+                  <w14:uncheckedState w14:val="2610" w14:font="MS Gothic"/>
+                </w14:checkbox>
+              </w:sdtPr>
+              <w:sdtEndPr/>
+              <w:sdtContent>
+                <w:r>
+                  <w:rPr>
+                    <w:rFonts w:ascii="MS Gothic" w:eastAsia="MS Gothic" w:hAnsi="MS Gothic" w:hint="eastAsia"/>
+                  </w:rPr>
+                  <w:t>☒</w:t>
+                </w:r>
+              </w:sdtContent>
+            </w:sdt>
+          </w:p>
+        </w:tc>
+        <w:tc>
+          <w:tcPr>
+            <w:tcW w:w="1011" w:type="dxa"/>
+            <w:shd w:val="clear" w:color="auto" w:fill="FFF2CC"/>
+          </w:tcPr>
+          <w:p>
+            <w:pPr>
+              <w:jc w:val="center"/>
+            </w:pPr>
+            <w:sdt>
+              <w:sdtPr>
+                <w:id w:val="100010"/>
                 <w14:checkbox>
                   <w14:checked w14:val="0"/>
                   <w14:checkedState w14:val="2612" w14:font="MS Gothic"/>
                   <w14:uncheckedState w14:val="2610" w14:font="MS Gothic"/>
                 </w14:checkbox>
               </w:sdtPr>
+              <w:sdtEndPr/>
               <w:sdtContent>
                 <w:r>
                   <w:rPr>
@@ -5792,6 +5996,48 @@
             </w:sdt>
           </w:p>
         </w:tc>
+      </w:tr>
+      <w:tr>
+        <w:trPr>
+          <w:jc w:val="center"/>
+        </w:trPr>
+        <w:tc>
+          <w:tcPr>
+            <w:tcW w:w="4136" w:type="dxa"/>
+          </w:tcPr>
+          <w:p>
+            <w:pPr>
+              <w:rPr>
+                <w:rFonts w:ascii="Browallia New" w:eastAsia="Browallia New" w:hAnsi="Browallia New" w:cs="Browallia New"/>
+                <w:szCs w:val="22"/>
+                <w:lang w:bidi="th-TH"/>
+              </w:rPr>
+            </w:pPr>
+            <w:r>
+              <w:rPr>
+                <w:rFonts w:ascii="Browallia New" w:eastAsia="Browallia New" w:hAnsi="Browallia New" w:cs="Browallia New"/>
+                <w:szCs w:val="22"/>
+              </w:rPr>
+              <w:t xml:space="preserve">มุ่งเน้นลูกค้า </w:t>
+            </w:r>
+          </w:p>
+          <w:p>
+            <w:pPr>
+              <w:rPr>
+                <w:rFonts w:ascii="Browallia New" w:eastAsia="Browallia New" w:hAnsi="Browallia New" w:cs="Browallia New"/>
+                <w:szCs w:val="22"/>
+                <w:lang w:bidi="th-TH"/>
+              </w:rPr>
+            </w:pPr>
+            <w:r>
+              <w:rPr>
+                <w:rFonts w:ascii="Browallia New" w:eastAsia="Browallia New" w:hAnsi="Browallia New" w:cs="Browallia New"/>
+                <w:szCs w:val="22"/>
+              </w:rPr>
+              <w:t>Customer Focus</w:t>
+            </w:r>
+          </w:p>
+        </w:tc>
         <w:tc>
           <w:tcPr>
             <w:tcW w:w="1011" w:type="dxa"/>
@@ -5803,13 +6049,14 @@
             </w:pPr>
             <w:sdt>
               <w:sdtPr>
-                <w:id w:val="100009"/>
+                <w:id w:val="100011"/>
                 <w14:checkbox>
                   <w14:checked w14:val="0"/>
                   <w14:checkedState w14:val="2612" w14:font="MS Gothic"/>
                   <w14:uncheckedState w14:val="2610" w14:font="MS Gothic"/>
                 </w14:checkbox>
               </w:sdtPr>
+              <w:sdtEndPr/>
               <w:sdtContent>
                 <w:r>
                   <w:rPr>
@@ -5833,13 +6080,14 @@
             </w:pPr>
             <w:sdt>
               <w:sdtPr>
-                <w:id w:val="100010"/>
+                <w:id w:val="100012"/>
                 <w14:checkbox>
                   <w14:checked w14:val="0"/>
                   <w14:checkedState w14:val="2612" w14:font="MS Gothic"/>
                   <w14:uncheckedState w14:val="2610" w14:font="MS Gothic"/>
                 </w14:checkbox>
               </w:sdtPr>
+              <w:sdtEndPr/>
               <w:sdtContent>
                 <w:r>
                   <w:rPr>
@@ -5852,48 +6100,6 @@
             </w:sdt>
           </w:p>
         </w:tc>
-      </w:tr>
-      <w:tr>
-        <w:trPr>
-          <w:jc w:val="center"/>
-        </w:trPr>
-        <w:tc>
-          <w:tcPr>
-            <w:tcW w:w="4136" w:type="dxa"/>
-          </w:tcPr>
-          <w:p>
-            <w:pPr>
-              <w:rPr>
-                <w:rFonts w:ascii="Browallia New" w:eastAsia="Browallia New" w:hAnsi="Browallia New" w:cs="Browallia New"/>
-                <w:szCs w:val="22"/>
-                <w:lang w:bidi="th-TH"/>
-              </w:rPr>
-            </w:pPr>
-            <w:r>
-              <w:rPr>
-                <w:rFonts w:ascii="Browallia New" w:eastAsia="Browallia New" w:hAnsi="Browallia New" w:cs="Browallia New"/>
-                <w:szCs w:val="22"/>
-              </w:rPr>
-              <w:t xml:space="preserve">มุ่งเน้นลูกค้า </w:t>
-            </w:r>
-          </w:p>
-          <w:p>
-            <w:pPr>
-              <w:rPr>
-                <w:rFonts w:ascii="Browallia New" w:eastAsia="Browallia New" w:hAnsi="Browallia New" w:cs="Browallia New"/>
-                <w:szCs w:val="22"/>
-                <w:lang w:bidi="th-TH"/>
-              </w:rPr>
-            </w:pPr>
-            <w:r>
-              <w:rPr>
-                <w:rFonts w:ascii="Browallia New" w:eastAsia="Browallia New" w:hAnsi="Browallia New" w:cs="Browallia New"/>
-                <w:szCs w:val="22"/>
-              </w:rPr>
-              <w:t>Customer Focus</w:t>
-            </w:r>
-          </w:p>
-        </w:tc>
         <w:tc>
           <w:tcPr>
             <w:tcW w:w="1011" w:type="dxa"/>
@@ -5905,13 +6111,14 @@
             </w:pPr>
             <w:sdt>
               <w:sdtPr>
-                <w:id w:val="100011"/>
+                <w:id w:val="100013"/>
                 <w14:checkbox>
                   <w14:checked w14:val="0"/>
                   <w14:checkedState w14:val="2612" w14:font="MS Gothic"/>
                   <w14:uncheckedState w14:val="2610" w14:font="MS Gothic"/>
                 </w14:checkbox>
               </w:sdtPr>
+              <w:sdtEndPr/>
               <w:sdtContent>
                 <w:r>
                   <w:rPr>
@@ -5935,13 +6142,44 @@
             </w:pPr>
             <w:sdt>
               <w:sdtPr>
-                <w:id w:val="100012"/>
+                <w:id w:val="100014"/>
+                <w14:checkbox>
+                  <w14:checked w14:val="1"/>
+                  <w14:checkedState w14:val="2612" w14:font="MS Gothic"/>
+                  <w14:uncheckedState w14:val="2610" w14:font="MS Gothic"/>
+                </w14:checkbox>
+              </w:sdtPr>
+              <w:sdtEndPr/>
+              <w:sdtContent>
+                <w:r>
+                  <w:rPr>
+                    <w:rFonts w:ascii="MS Gothic" w:eastAsia="MS Gothic" w:hAnsi="MS Gothic" w:hint="eastAsia"/>
+                  </w:rPr>
+                  <w:t>☒</w:t>
+                </w:r>
+              </w:sdtContent>
+            </w:sdt>
+          </w:p>
+        </w:tc>
+        <w:tc>
+          <w:tcPr>
+            <w:tcW w:w="1011" w:type="dxa"/>
+            <w:shd w:val="clear" w:color="auto" w:fill="FFF2CC"/>
+          </w:tcPr>
+          <w:p>
+            <w:pPr>
+              <w:jc w:val="center"/>
+            </w:pPr>
+            <w:sdt>
+              <w:sdtPr>
+                <w:id w:val="100015"/>
                 <w14:checkbox>
                   <w14:checked w14:val="0"/>
                   <w14:checkedState w14:val="2612" w14:font="MS Gothic"/>
                   <w14:uncheckedState w14:val="2610" w14:font="MS Gothic"/>
                 </w14:checkbox>
               </w:sdtPr>
+              <w:sdtEndPr/>
               <w:sdtContent>
                 <w:r>
                   <w:rPr>
@@ -5954,6 +6192,31 @@
             </w:sdt>
           </w:p>
         </w:tc>
+      </w:tr>
+      <w:tr>
+        <w:trPr>
+          <w:jc w:val="center"/>
+        </w:trPr>
+        <w:tc>
+          <w:tcPr>
+            <w:tcW w:w="4136" w:type="dxa"/>
+          </w:tcPr>
+          <w:p>
+            <w:pPr>
+              <w:rPr>
+                <w:szCs w:val="22"/>
+              </w:rPr>
+            </w:pPr>
+            <w:r>
+              <w:rPr>
+                <w:rFonts w:ascii="Browallia New" w:eastAsia="Browallia New" w:hAnsi="Browallia New" w:cs="Browallia New"/>
+                <w:szCs w:val="22"/>
+              </w:rPr>
+              <w:lastRenderedPageBreak/>
+              <w:t>คิดวิเคราะห์และการแก้ไขปัญหาอย่างเป็นระบบ Analytical &amp; Problem-Solving Thinking</w:t>
+            </w:r>
+          </w:p>
+        </w:tc>
         <w:tc>
           <w:tcPr>
             <w:tcW w:w="1011" w:type="dxa"/>
@@ -5965,13 +6228,14 @@
             </w:pPr>
             <w:sdt>
               <w:sdtPr>
-                <w:id w:val="100013"/>
+                <w:id w:val="100016"/>
                 <w14:checkbox>
                   <w14:checked w14:val="0"/>
                   <w14:checkedState w14:val="2612" w14:font="MS Gothic"/>
                   <w14:uncheckedState w14:val="2610" w14:font="MS Gothic"/>
                 </w14:checkbox>
               </w:sdtPr>
+              <w:sdtEndPr/>
               <w:sdtContent>
                 <w:r>
                   <w:rPr>
@@ -5995,13 +6259,14 @@
             </w:pPr>
             <w:sdt>
               <w:sdtPr>
-                <w:id w:val="100014"/>
+                <w:id w:val="100017"/>
                 <w14:checkbox>
                   <w14:checked w14:val="0"/>
                   <w14:checkedState w14:val="2612" w14:font="MS Gothic"/>
                   <w14:uncheckedState w14:val="2610" w14:font="MS Gothic"/>
                 </w14:checkbox>
               </w:sdtPr>
+              <w:sdtEndPr/>
               <w:sdtContent>
                 <w:r>
                   <w:rPr>
@@ -6025,13 +6290,14 @@
             </w:pPr>
             <w:sdt>
               <w:sdtPr>
-                <w:id w:val="100015"/>
+                <w:id w:val="100018"/>
                 <w14:checkbox>
                   <w14:checked w14:val="0"/>
                   <w14:checkedState w14:val="2612" w14:font="MS Gothic"/>
                   <w14:uncheckedState w14:val="2610" w14:font="MS Gothic"/>
                 </w14:checkbox>
               </w:sdtPr>
+              <w:sdtEndPr/>
               <w:sdtContent>
                 <w:r>
                   <w:rPr>
@@ -6044,30 +6310,6 @@
             </w:sdt>
           </w:p>
         </w:tc>
-      </w:tr>
-      <w:tr>
-        <w:trPr>
-          <w:jc w:val="center"/>
-        </w:trPr>
-        <w:tc>
-          <w:tcPr>
-            <w:tcW w:w="4136" w:type="dxa"/>
-          </w:tcPr>
-          <w:p>
-            <w:pPr>
-              <w:rPr>
-                <w:szCs w:val="22"/>
-              </w:rPr>
-            </w:pPr>
-            <w:r>
-              <w:rPr>
-                <w:rFonts w:ascii="Browallia New" w:eastAsia="Browallia New" w:hAnsi="Browallia New" w:cs="Browallia New"/>
-                <w:szCs w:val="22"/>
-              </w:rPr>
-              <w:t>คิดวิเคราะห์และการแก้ไขปัญหาอย่างเป็นระบบ Analytical &amp; Problem-Solving Thinking</w:t>
-            </w:r>
-          </w:p>
-        </w:tc>
         <w:tc>
           <w:tcPr>
             <w:tcW w:w="1011" w:type="dxa"/>
@@ -6079,13 +6321,44 @@
             </w:pPr>
             <w:sdt>
               <w:sdtPr>
-                <w:id w:val="100016"/>
+                <w:id w:val="100019"/>
+                <w14:checkbox>
+                  <w14:checked w14:val="1"/>
+                  <w14:checkedState w14:val="2612" w14:font="MS Gothic"/>
+                  <w14:uncheckedState w14:val="2610" w14:font="MS Gothic"/>
+                </w14:checkbox>
+              </w:sdtPr>
+              <w:sdtEndPr/>
+              <w:sdtContent>
+                <w:r>
+                  <w:rPr>
+                    <w:rFonts w:ascii="MS Gothic" w:eastAsia="MS Gothic" w:hAnsi="MS Gothic" w:hint="eastAsia"/>
+                  </w:rPr>
+                  <w:t>☒</w:t>
+                </w:r>
+              </w:sdtContent>
+            </w:sdt>
+          </w:p>
+        </w:tc>
+        <w:tc>
+          <w:tcPr>
+            <w:tcW w:w="1011" w:type="dxa"/>
+            <w:shd w:val="clear" w:color="auto" w:fill="FFF2CC"/>
+          </w:tcPr>
+          <w:p>
+            <w:pPr>
+              <w:jc w:val="center"/>
+            </w:pPr>
+            <w:sdt>
+              <w:sdtPr>
+                <w:id w:val="100020"/>
                 <w14:checkbox>
                   <w14:checked w14:val="0"/>
                   <w14:checkedState w14:val="2612" w14:font="MS Gothic"/>
                   <w14:uncheckedState w14:val="2610" w14:font="MS Gothic"/>
                 </w14:checkbox>
               </w:sdtPr>
+              <w:sdtEndPr/>
               <w:sdtContent>
                 <w:r>
                   <w:rPr>
@@ -6098,6 +6371,46 @@
             </w:sdt>
           </w:p>
         </w:tc>
+      </w:tr>
+      <w:tr>
+        <w:trPr>
+          <w:jc w:val="center"/>
+        </w:trPr>
+        <w:tc>
+          <w:tcPr>
+            <w:tcW w:w="4136" w:type="dxa"/>
+          </w:tcPr>
+          <w:p>
+            <w:pPr>
+              <w:rPr>
+                <w:rFonts w:ascii="Browallia New" w:eastAsia="Browallia New" w:hAnsi="Browallia New" w:cs="Browallia New"/>
+                <w:szCs w:val="22"/>
+                <w:lang w:bidi="th-TH"/>
+              </w:rPr>
+            </w:pPr>
+            <w:r>
+              <w:rPr>
+                <w:rFonts w:ascii="Browallia New" w:eastAsia="Browallia New" w:hAnsi="Browallia New" w:cs="Browallia New"/>
+                <w:szCs w:val="22"/>
+              </w:rPr>
+              <w:t xml:space="preserve">ความฉลาดทางดิจิทัล </w:t>
+            </w:r>
+          </w:p>
+          <w:p>
+            <w:pPr>
+              <w:rPr>
+                <w:szCs w:val="22"/>
+              </w:rPr>
+            </w:pPr>
+            <w:r>
+              <w:rPr>
+                <w:rFonts w:ascii="Browallia New" w:eastAsia="Browallia New" w:hAnsi="Browallia New" w:cs="Browallia New"/>
+                <w:szCs w:val="22"/>
+              </w:rPr>
+              <w:t>Digital Intelligence Quotient (DQ)</w:t>
+            </w:r>
+          </w:p>
+        </w:tc>
         <w:tc>
           <w:tcPr>
             <w:tcW w:w="1011" w:type="dxa"/>
@@ -6109,13 +6422,14 @@
             </w:pPr>
             <w:sdt>
               <w:sdtPr>
-                <w:id w:val="100017"/>
+                <w:id w:val="100021"/>
                 <w14:checkbox>
                   <w14:checked w14:val="0"/>
                   <w14:checkedState w14:val="2612" w14:font="MS Gothic"/>
                   <w14:uncheckedState w14:val="2610" w14:font="MS Gothic"/>
                 </w14:checkbox>
               </w:sdtPr>
+              <w:sdtEndPr/>
               <w:sdtContent>
                 <w:r>
                   <w:rPr>
@@ -6139,13 +6453,14 @@
             </w:pPr>
             <w:sdt>
               <w:sdtPr>
-                <w:id w:val="100018"/>
+                <w:id w:val="100022"/>
                 <w14:checkbox>
                   <w14:checked w14:val="0"/>
                   <w14:checkedState w14:val="2612" w14:font="MS Gothic"/>
                   <w14:uncheckedState w14:val="2610" w14:font="MS Gothic"/>
                 </w14:checkbox>
               </w:sdtPr>
+              <w:sdtEndPr/>
               <w:sdtContent>
                 <w:r>
                   <w:rPr>
@@ -6169,13 +6484,14 @@
             </w:pPr>
             <w:sdt>
               <w:sdtPr>
-                <w:id w:val="100019"/>
+                <w:id w:val="100023"/>
                 <w14:checkbox>
                   <w14:checked w14:val="0"/>
                   <w14:checkedState w14:val="2612" w14:font="MS Gothic"/>
                   <w14:uncheckedState w14:val="2610" w14:font="MS Gothic"/>
                 </w14:checkbox>
               </w:sdtPr>
+              <w:sdtEndPr/>
               <w:sdtContent>
                 <w:r>
                   <w:rPr>
@@ -6199,13 +6515,44 @@
             </w:pPr>
             <w:sdt>
               <w:sdtPr>
-                <w:id w:val="100020"/>
+                <w:id w:val="100024"/>
+                <w14:checkbox>
+                  <w14:checked w14:val="1"/>
+                  <w14:checkedState w14:val="2612" w14:font="MS Gothic"/>
+                  <w14:uncheckedState w14:val="2610" w14:font="MS Gothic"/>
+                </w14:checkbox>
+              </w:sdtPr>
+              <w:sdtEndPr/>
+              <w:sdtContent>
+                <w:r>
+                  <w:rPr>
+                    <w:rFonts w:ascii="MS Gothic" w:eastAsia="MS Gothic" w:hAnsi="MS Gothic" w:hint="eastAsia"/>
+                  </w:rPr>
+                  <w:t>☒</w:t>
+                </w:r>
+              </w:sdtContent>
+            </w:sdt>
+          </w:p>
+        </w:tc>
+        <w:tc>
+          <w:tcPr>
+            <w:tcW w:w="1011" w:type="dxa"/>
+            <w:shd w:val="clear" w:color="auto" w:fill="FFF2CC"/>
+          </w:tcPr>
+          <w:p>
+            <w:pPr>
+              <w:jc w:val="center"/>
+            </w:pPr>
+            <w:sdt>
+              <w:sdtPr>
+                <w:id w:val="100025"/>
                 <w14:checkbox>
                   <w14:checked w14:val="0"/>
                   <w14:checkedState w14:val="2612" w14:font="MS Gothic"/>
                   <w14:uncheckedState w14:val="2610" w14:font="MS Gothic"/>
                 </w14:checkbox>
               </w:sdtPr>
+              <w:sdtEndPr/>
               <w:sdtContent>
                 <w:r>
                   <w:rPr>
@@ -6240,13 +6587,15 @@
                 <w:rFonts w:ascii="Browallia New" w:eastAsia="Browallia New" w:hAnsi="Browallia New" w:cs="Browallia New"/>
                 <w:szCs w:val="22"/>
               </w:rPr>
-              <w:t xml:space="preserve">ความฉลาดทางดิจิทัล </w:t>
-            </w:r>
-          </w:p>
-          <w:p>
-            <w:pPr>
-              <w:rPr>
+              <w:t xml:space="preserve">การปรับตัว </w:t>
+            </w:r>
+          </w:p>
+          <w:p>
+            <w:pPr>
+              <w:rPr>
+                <w:rFonts w:ascii="Browallia New" w:eastAsia="Browallia New" w:hAnsi="Browallia New" w:cs="Browallia New"/>
                 <w:szCs w:val="22"/>
+                <w:lang w:bidi="th-TH"/>
               </w:rPr>
             </w:pPr>
             <w:r>
@@ -6254,8 +6603,7 @@
                 <w:rFonts w:ascii="Browallia New" w:eastAsia="Browallia New" w:hAnsi="Browallia New" w:cs="Browallia New"/>
                 <w:szCs w:val="22"/>
               </w:rPr>
-              <w:lastRenderedPageBreak/>
-              <w:t>Digital Intelligence Quotient (DQ)</w:t>
+              <w:t>Adaptability</w:t>
             </w:r>
           </w:p>
         </w:tc>
@@ -6270,13 +6618,14 @@
             </w:pPr>
             <w:sdt>
               <w:sdtPr>
-                <w:id w:val="100021"/>
+                <w:id w:val="100026"/>
                 <w14:checkbox>
                   <w14:checked w14:val="0"/>
                   <w14:checkedState w14:val="2612" w14:font="MS Gothic"/>
                   <w14:uncheckedState w14:val="2610" w14:font="MS Gothic"/>
                 </w14:checkbox>
               </w:sdtPr>
+              <w:sdtEndPr/>
               <w:sdtContent>
                 <w:r>
                   <w:rPr>
@@ -6300,13 +6649,14 @@
             </w:pPr>
             <w:sdt>
               <w:sdtPr>
-                <w:id w:val="100022"/>
+                <w:id w:val="100027"/>
                 <w14:checkbox>
                   <w14:checked w14:val="0"/>
                   <w14:checkedState w14:val="2612" w14:font="MS Gothic"/>
                   <w14:uncheckedState w14:val="2610" w14:font="MS Gothic"/>
                 </w14:checkbox>
               </w:sdtPr>
+              <w:sdtEndPr/>
               <w:sdtContent>
                 <w:r>
                   <w:rPr>
@@ -6330,13 +6680,14 @@
             </w:pPr>
             <w:sdt>
               <w:sdtPr>
-                <w:id w:val="100023"/>
+                <w:id w:val="100028"/>
                 <w14:checkbox>
                   <w14:checked w14:val="0"/>
                   <w14:checkedState w14:val="2612" w14:font="MS Gothic"/>
                   <w14:uncheckedState w14:val="2610" w14:font="MS Gothic"/>
                 </w14:checkbox>
               </w:sdtPr>
+              <w:sdtEndPr/>
               <w:sdtContent>
                 <w:r>
                   <w:rPr>
@@ -6360,13 +6711,114 @@
             </w:pPr>
             <w:sdt>
               <w:sdtPr>
-                <w:id w:val="100024"/>
+                <w:id w:val="100029"/>
+                <w14:checkbox>
+                  <w14:checked w14:val="1"/>
+                  <w14:checkedState w14:val="2612" w14:font="MS Gothic"/>
+                  <w14:uncheckedState w14:val="2610" w14:font="MS Gothic"/>
+                </w14:checkbox>
+              </w:sdtPr>
+              <w:sdtEndPr/>
+              <w:sdtContent>
+                <w:r>
+                  <w:rPr>
+                    <w:rFonts w:ascii="MS Gothic" w:eastAsia="MS Gothic" w:hAnsi="MS Gothic" w:hint="eastAsia"/>
+                  </w:rPr>
+                  <w:t>☒</w:t>
+                </w:r>
+              </w:sdtContent>
+            </w:sdt>
+          </w:p>
+        </w:tc>
+        <w:tc>
+          <w:tcPr>
+            <w:tcW w:w="1011" w:type="dxa"/>
+            <w:shd w:val="clear" w:color="auto" w:fill="FFF2CC"/>
+          </w:tcPr>
+          <w:p>
+            <w:pPr>
+              <w:jc w:val="center"/>
+            </w:pPr>
+            <w:sdt>
+              <w:sdtPr>
+                <w:id w:val="100030"/>
                 <w14:checkbox>
                   <w14:checked w14:val="0"/>
                   <w14:checkedState w14:val="2612" w14:font="MS Gothic"/>
                   <w14:uncheckedState w14:val="2610" w14:font="MS Gothic"/>
                 </w14:checkbox>
               </w:sdtPr>
+              <w:sdtEndPr/>
+              <w:sdtContent>
+                <w:r>
+                  <w:rPr>
+                    <w:rFonts w:ascii="MS Gothic" w:eastAsia="MS Gothic" w:hAnsi="MS Gothic" w:hint="eastAsia"/>
+                  </w:rPr>
+                  <w:t>☐</w:t>
+                </w:r>
+              </w:sdtContent>
+            </w:sdt>
+          </w:p>
+        </w:tc>
+      </w:tr>
+      <w:tr>
+        <w:trPr>
+          <w:jc w:val="center"/>
+        </w:trPr>
+        <w:tc>
+          <w:tcPr>
+            <w:tcW w:w="4136" w:type="dxa"/>
+          </w:tcPr>
+          <w:p>
+            <w:pPr>
+              <w:rPr>
+                <w:rFonts w:ascii="Browallia New" w:eastAsia="Browallia New" w:hAnsi="Browallia New" w:cs="Browallia New"/>
+                <w:szCs w:val="22"/>
+                <w:lang w:bidi="th-TH"/>
+              </w:rPr>
+            </w:pPr>
+            <w:r>
+              <w:rPr>
+                <w:rFonts w:ascii="Browallia New" w:eastAsia="Browallia New" w:hAnsi="Browallia New" w:cs="Browallia New"/>
+                <w:szCs w:val="22"/>
+              </w:rPr>
+              <w:t xml:space="preserve">ความริเริ่มสร้างสรรค์ </w:t>
+            </w:r>
+          </w:p>
+          <w:p>
+            <w:pPr>
+              <w:rPr>
+                <w:szCs w:val="22"/>
+              </w:rPr>
+            </w:pPr>
+            <w:r>
+              <w:rPr>
+                <w:rFonts w:ascii="Browallia New" w:eastAsia="Browallia New" w:hAnsi="Browallia New" w:cs="Browallia New"/>
+                <w:szCs w:val="22"/>
+              </w:rPr>
+              <w:t>Initiative</w:t>
+            </w:r>
+          </w:p>
+        </w:tc>
+        <w:tc>
+          <w:tcPr>
+            <w:tcW w:w="1011" w:type="dxa"/>
+            <w:shd w:val="clear" w:color="auto" w:fill="FFF2CC"/>
+          </w:tcPr>
+          <w:p>
+            <w:pPr>
+              <w:jc w:val="center"/>
+            </w:pPr>
+            <w:sdt>
+              <w:sdtPr>
+                <w:id w:val="100031"/>
+                <w14:checkbox>
+                  <w14:checked w14:val="0"/>
+                  <w14:checkedState w14:val="2612" w14:font="MS Gothic"/>
+                  <w14:uncheckedState w14:val="2610" w14:font="MS Gothic"/>
+                </w14:checkbox>
+              </w:sdtPr>
+              <w:sdtEndPr/>
               <w:sdtContent>
                 <w:r>
                   <w:rPr>
@@ -6390,13 +6842,14 @@
             </w:pPr>
             <w:sdt>
               <w:sdtPr>
-                <w:id w:val="100025"/>
+                <w:id w:val="100032"/>
                 <w14:checkbox>
                   <w14:checked w14:val="0"/>
                   <w14:checkedState w14:val="2612" w14:font="MS Gothic"/>
                   <w14:uncheckedState w14:val="2610" w14:font="MS Gothic"/>
                 </w14:checkbox>
               </w:sdtPr>
+              <w:sdtEndPr/>
               <w:sdtContent>
                 <w:r>
                   <w:rPr>
@@ -6409,48 +6862,6 @@
             </w:sdt>
           </w:p>
         </w:tc>
-      </w:tr>
-      <w:tr>
-        <w:trPr>
-          <w:jc w:val="center"/>
-        </w:trPr>
-        <w:tc>
-          <w:tcPr>
-            <w:tcW w:w="4136" w:type="dxa"/>
-          </w:tcPr>
-          <w:p>
-            <w:pPr>
-              <w:rPr>
-                <w:rFonts w:ascii="Browallia New" w:eastAsia="Browallia New" w:hAnsi="Browallia New" w:cs="Browallia New"/>
-                <w:szCs w:val="22"/>
-                <w:lang w:bidi="th-TH"/>
-              </w:rPr>
-            </w:pPr>
-            <w:r>
-              <w:rPr>
-                <w:rFonts w:ascii="Browallia New" w:eastAsia="Browallia New" w:hAnsi="Browallia New" w:cs="Browallia New"/>
-                <w:szCs w:val="22"/>
-              </w:rPr>
-              <w:t xml:space="preserve">การปรับตัว </w:t>
-            </w:r>
-          </w:p>
-          <w:p>
-            <w:pPr>
-              <w:rPr>
-                <w:rFonts w:ascii="Browallia New" w:eastAsia="Browallia New" w:hAnsi="Browallia New" w:cs="Browallia New"/>
-                <w:szCs w:val="22"/>
-                <w:lang w:bidi="th-TH"/>
-              </w:rPr>
-            </w:pPr>
-            <w:r>
-              <w:rPr>
-                <w:rFonts w:ascii="Browallia New" w:eastAsia="Browallia New" w:hAnsi="Browallia New" w:cs="Browallia New"/>
-                <w:szCs w:val="22"/>
-              </w:rPr>
-              <w:t>Adaptability</w:t>
-            </w:r>
-          </w:p>
-        </w:tc>
         <w:tc>
           <w:tcPr>
             <w:tcW w:w="1011" w:type="dxa"/>
@@ -6462,13 +6873,14 @@
             </w:pPr>
             <w:sdt>
               <w:sdtPr>
-                <w:id w:val="100026"/>
+                <w:id w:val="100033"/>
                 <w14:checkbox>
                   <w14:checked w14:val="0"/>
                   <w14:checkedState w14:val="2612" w14:font="MS Gothic"/>
                   <w14:uncheckedState w14:val="2610" w14:font="MS Gothic"/>
                 </w14:checkbox>
               </w:sdtPr>
+              <w:sdtEndPr/>
               <w:sdtContent>
                 <w:r>
                   <w:rPr>
@@ -6492,103 +6904,44 @@
             </w:pPr>
             <w:sdt>
               <w:sdtPr>
-                <w:id w:val="100027"/>
+                <w:id w:val="100034"/>
+                <w14:checkbox>
+                  <w14:checked w14:val="1"/>
+                  <w14:checkedState w14:val="2612" w14:font="MS Gothic"/>
+                  <w14:uncheckedState w14:val="2610" w14:font="MS Gothic"/>
+                </w14:checkbox>
+              </w:sdtPr>
+              <w:sdtEndPr/>
+              <w:sdtContent>
+                <w:r>
+                  <w:rPr>
+                    <w:rFonts w:ascii="MS Gothic" w:eastAsia="MS Gothic" w:hAnsi="MS Gothic" w:hint="eastAsia"/>
+                  </w:rPr>
+                  <w:t>☒</w:t>
+                </w:r>
+              </w:sdtContent>
+            </w:sdt>
+          </w:p>
+        </w:tc>
+        <w:tc>
+          <w:tcPr>
+            <w:tcW w:w="1011" w:type="dxa"/>
+            <w:shd w:val="clear" w:color="auto" w:fill="FFF2CC"/>
+          </w:tcPr>
+          <w:p>
+            <w:pPr>
+              <w:jc w:val="center"/>
+            </w:pPr>
+            <w:sdt>
+              <w:sdtPr>
+                <w:id w:val="100035"/>
                 <w14:checkbox>
                   <w14:checked w14:val="0"/>
                   <w14:checkedState w14:val="2612" w14:font="MS Gothic"/>
                   <w14:uncheckedState w14:val="2610" w14:font="MS Gothic"/>
                 </w14:checkbox>
               </w:sdtPr>
-              <w:sdtContent>
-                <w:r>
-                  <w:rPr>
-                    <w:rFonts w:ascii="MS Gothic" w:eastAsia="MS Gothic" w:hAnsi="MS Gothic" w:hint="eastAsia"/>
-                    <w:sz w:val="28"/>
-                  </w:rPr>
-                  <w:t>☐</w:t>
-                </w:r>
-              </w:sdtContent>
-            </w:sdt>
-          </w:p>
-        </w:tc>
-        <w:tc>
-          <w:tcPr>
-            <w:tcW w:w="1011" w:type="dxa"/>
-            <w:shd w:val="clear" w:color="auto" w:fill="FFF2CC"/>
-          </w:tcPr>
-          <w:p>
-            <w:pPr>
-              <w:jc w:val="center"/>
-            </w:pPr>
-            <w:sdt>
-              <w:sdtPr>
-                <w:id w:val="100028"/>
-                <w14:checkbox>
-                  <w14:checked w14:val="0"/>
-                  <w14:checkedState w14:val="2612" w14:font="MS Gothic"/>
-                  <w14:uncheckedState w14:val="2610" w14:font="MS Gothic"/>
-                </w14:checkbox>
-              </w:sdtPr>
-              <w:sdtContent>
-                <w:r>
-                  <w:rPr>
-                    <w:rFonts w:ascii="MS Gothic" w:eastAsia="MS Gothic" w:hAnsi="MS Gothic" w:hint="eastAsia"/>
-                    <w:sz w:val="28"/>
-                  </w:rPr>
-                  <w:t>☐</w:t>
-                </w:r>
-              </w:sdtContent>
-            </w:sdt>
-          </w:p>
-        </w:tc>
-        <w:tc>
-          <w:tcPr>
-            <w:tcW w:w="1011" w:type="dxa"/>
-            <w:shd w:val="clear" w:color="auto" w:fill="FFF2CC"/>
-          </w:tcPr>
-          <w:p>
-            <w:pPr>
-              <w:jc w:val="center"/>
-            </w:pPr>
-            <w:sdt>
-              <w:sdtPr>
-                <w:id w:val="100029"/>
-                <w14:checkbox>
-                  <w14:checked w14:val="0"/>
-                  <w14:checkedState w14:val="2612" w14:font="MS Gothic"/>
-                  <w14:uncheckedState w14:val="2610" w14:font="MS Gothic"/>
-                </w14:checkbox>
-              </w:sdtPr>
-              <w:sdtContent>
-                <w:r>
-                  <w:rPr>
-                    <w:rFonts w:ascii="MS Gothic" w:eastAsia="MS Gothic" w:hAnsi="MS Gothic" w:hint="eastAsia"/>
-                    <w:sz w:val="28"/>
-                  </w:rPr>
-                  <w:t>☐</w:t>
-                </w:r>
-              </w:sdtContent>
-            </w:sdt>
-          </w:p>
-        </w:tc>
-        <w:tc>
-          <w:tcPr>
-            <w:tcW w:w="1011" w:type="dxa"/>
-            <w:shd w:val="clear" w:color="auto" w:fill="FFF2CC"/>
-          </w:tcPr>
-          <w:p>
-            <w:pPr>
-              <w:jc w:val="center"/>
-            </w:pPr>
-            <w:sdt>
-              <w:sdtPr>
-                <w:id w:val="100030"/>
-                <w14:checkbox>
-                  <w14:checked w14:val="0"/>
-                  <w14:checkedState w14:val="2612" w14:font="MS Gothic"/>
-                  <w14:uncheckedState w14:val="2610" w14:font="MS Gothic"/>
-                </w14:checkbox>
-              </w:sdtPr>
+              <w:sdtEndPr/>
               <w:sdtContent>
                 <w:r>
                   <w:rPr>
@@ -6601,195 +6954,6 @@
           </w:p>
         </w:tc>
       </w:tr>
-      <w:tr>
-        <w:trPr>
-          <w:jc w:val="center"/>
-        </w:trPr>
-        <w:tc>
-          <w:tcPr>
-            <w:tcW w:w="4136" w:type="dxa"/>
-          </w:tcPr>
-          <w:p>
-            <w:pPr>
-              <w:rPr>
-                <w:rFonts w:ascii="Browallia New" w:eastAsia="Browallia New" w:hAnsi="Browallia New" w:cs="Browallia New"/>
-                <w:szCs w:val="22"/>
-                <w:lang w:bidi="th-TH"/>
-              </w:rPr>
-            </w:pPr>
-            <w:r>
-              <w:rPr>
-                <w:rFonts w:ascii="Browallia New" w:eastAsia="Browallia New" w:hAnsi="Browallia New" w:cs="Browallia New"/>
-                <w:szCs w:val="22"/>
-              </w:rPr>
-              <w:t xml:space="preserve">ความริเริ่มสร้างสรรค์ </w:t>
-            </w:r>
-          </w:p>
-          <w:p>
-            <w:pPr>
-              <w:rPr>
-                <w:szCs w:val="22"/>
-              </w:rPr>
-            </w:pPr>
-            <w:r>
-              <w:rPr>
-                <w:rFonts w:ascii="Browallia New" w:eastAsia="Browallia New" w:hAnsi="Browallia New" w:cs="Browallia New"/>
-                <w:szCs w:val="22"/>
-              </w:rPr>
-              <w:t>Initiative</w:t>
-            </w:r>
-          </w:p>
-        </w:tc>
-        <w:tc>
-          <w:tcPr>
-            <w:tcW w:w="1011" w:type="dxa"/>
-            <w:shd w:val="clear" w:color="auto" w:fill="FFF2CC"/>
-          </w:tcPr>
-          <w:p>
-            <w:pPr>
-              <w:jc w:val="center"/>
-            </w:pPr>
-            <w:sdt>
-              <w:sdtPr>
-                <w:id w:val="100031"/>
-                <w14:checkbox>
-                  <w14:checked w14:val="0"/>
-                  <w14:checkedState w14:val="2612" w14:font="MS Gothic"/>
-                  <w14:uncheckedState w14:val="2610" w14:font="MS Gothic"/>
-                </w14:checkbox>
-              </w:sdtPr>
-              <w:sdtContent>
-                <w:r>
-                  <w:rPr>
-                    <w:rFonts w:ascii="MS Gothic" w:eastAsia="MS Gothic" w:hAnsi="MS Gothic" w:hint="eastAsia"/>
-                    <w:sz w:val="28"/>
-                  </w:rPr>
-                  <w:t>☐</w:t>
-                </w:r>
-              </w:sdtContent>
-            </w:sdt>
-          </w:p>
-        </w:tc>
-        <w:tc>
-          <w:tcPr>
-            <w:tcW w:w="1011" w:type="dxa"/>
-            <w:shd w:val="clear" w:color="auto" w:fill="FFF2CC"/>
-          </w:tcPr>
-          <w:p>
-            <w:pPr>
-              <w:jc w:val="center"/>
-            </w:pPr>
-            <w:sdt>
-              <w:sdtPr>
-                <w:id w:val="100032"/>
-                <w14:checkbox>
-                  <w14:checked w14:val="0"/>
-                  <w14:checkedState w14:val="2612" w14:font="MS Gothic"/>
-                  <w14:uncheckedState w14:val="2610" w14:font="MS Gothic"/>
-                </w14:checkbox>
-              </w:sdtPr>
-              <w:sdtContent>
-                <w:r>
-                  <w:rPr>
-                    <w:rFonts w:ascii="MS Gothic" w:eastAsia="MS Gothic" w:hAnsi="MS Gothic" w:hint="eastAsia"/>
-                    <w:sz w:val="28"/>
-                  </w:rPr>
-                  <w:t>☐</w:t>
-                </w:r>
-              </w:sdtContent>
-            </w:sdt>
-          </w:p>
-        </w:tc>
-        <w:tc>
-          <w:tcPr>
-            <w:tcW w:w="1011" w:type="dxa"/>
-            <w:shd w:val="clear" w:color="auto" w:fill="FFF2CC"/>
-          </w:tcPr>
-          <w:p>
-            <w:pPr>
-              <w:jc w:val="center"/>
-            </w:pPr>
-            <w:sdt>
-              <w:sdtPr>
-                <w:id w:val="100033"/>
-                <w14:checkbox>
-                  <w14:checked w14:val="0"/>
-                  <w14:checkedState w14:val="2612" w14:font="MS Gothic"/>
-                  <w14:uncheckedState w14:val="2610" w14:font="MS Gothic"/>
-                </w14:checkbox>
-              </w:sdtPr>
-              <w:sdtContent>
-                <w:r>
-                  <w:rPr>
-                    <w:rFonts w:ascii="MS Gothic" w:eastAsia="MS Gothic" w:hAnsi="MS Gothic" w:hint="eastAsia"/>
-                    <w:sz w:val="28"/>
-                  </w:rPr>
-                  <w:t>☐</w:t>
-                </w:r>
-              </w:sdtContent>
-            </w:sdt>
-          </w:p>
-        </w:tc>
-        <w:tc>
-          <w:tcPr>
-            <w:tcW w:w="1011" w:type="dxa"/>
-            <w:shd w:val="clear" w:color="auto" w:fill="FFF2CC"/>
-          </w:tcPr>
-          <w:p>
-            <w:pPr>
-              <w:jc w:val="center"/>
-            </w:pPr>
-            <w:sdt>
-              <w:sdtPr>
-                <w:id w:val="100034"/>
-                <w14:checkbox>
-                  <w14:checked w14:val="0"/>
-                  <w14:checkedState w14:val="2612" w14:font="MS Gothic"/>
-                  <w14:uncheckedState w14:val="2610" w14:font="MS Gothic"/>
-                </w14:checkbox>
-              </w:sdtPr>
-              <w:sdtContent>
-                <w:r>
-                  <w:rPr>
-                    <w:rFonts w:ascii="MS Gothic" w:eastAsia="MS Gothic" w:hAnsi="MS Gothic" w:hint="eastAsia"/>
-                    <w:sz w:val="28"/>
-                  </w:rPr>
-                  <w:t>☐</w:t>
-                </w:r>
-              </w:sdtContent>
-            </w:sdt>
-          </w:p>
-        </w:tc>
-        <w:tc>
-          <w:tcPr>
-            <w:tcW w:w="1011" w:type="dxa"/>
-            <w:shd w:val="clear" w:color="auto" w:fill="FFF2CC"/>
-          </w:tcPr>
-          <w:p>
-            <w:pPr>
-              <w:jc w:val="center"/>
-            </w:pPr>
-            <w:sdt>
-              <w:sdtPr>
-                <w:id w:val="100035"/>
-                <w14:checkbox>
-                  <w14:checked w14:val="0"/>
-                  <w14:checkedState w14:val="2612" w14:font="MS Gothic"/>
-                  <w14:uncheckedState w14:val="2610" w14:font="MS Gothic"/>
-                </w14:checkbox>
-              </w:sdtPr>
-              <w:sdtContent>
-                <w:r>
-                  <w:rPr>
-                    <w:rFonts w:ascii="MS Gothic" w:eastAsia="MS Gothic" w:hAnsi="MS Gothic" w:hint="eastAsia"/>
-                  </w:rPr>
-                  <w:t>☐</w:t>
-                </w:r>
-              </w:sdtContent>
-            </w:sdt>
-          </w:p>
-        </w:tc>
-      </w:tr>
     </w:tbl>
     <w:p>
       <w:pPr>
@@ -6803,7 +6967,15 @@
           <w:b/>
           <w:sz w:val="26"/>
         </w:rPr>
-        <w:t>4ค</w:t>
+        <w:t>4</w:t>
+      </w:r>
+      <w:r>
+        <w:rPr>
+          <w:rFonts w:ascii="Browallia New" w:eastAsia="Browallia New" w:hAnsi="Browallia New" w:cs="Browallia New"/>
+          <w:b/>
+          <w:sz w:val="26"/>
+        </w:rPr>
+        <w:t>ค</w:t>
       </w:r>
       <w:r>
         <w:rPr>
@@ -6821,7 +6993,15 @@
           <w:b/>
           <w:sz w:val="26"/>
         </w:rPr>
-        <w:t>(ii) ความรู้และทักษะเฉพาะสายงาน (Functional Knowledge &amp; Skills)</w:t>
+        <w:t xml:space="preserve">(ii) </w:t>
+      </w:r>
+      <w:r>
+        <w:rPr>
+          <w:rFonts w:ascii="Browallia New" w:eastAsia="Browallia New" w:hAnsi="Browallia New" w:cs="Browallia New"/>
+          <w:b/>
+          <w:sz w:val="26"/>
+        </w:rPr>
+        <w:t>ความรู้และทักษะเฉพาะสายงาน (Functional Knowledge &amp; Skills)</w:t>
       </w:r>
     </w:p>
     <w:tbl>
@@ -7063,6 +7243,7 @@
                   <w14:uncheckedState w14:val="2610" w14:font="MS Gothic"/>
                 </w14:checkbox>
               </w:sdtPr>
+              <w:sdtEndPr/>
               <w:sdtContent>
                 <w:r>
                   <w:rPr>
@@ -7093,6 +7274,7 @@
                   <w14:uncheckedState w14:val="2610" w14:font="MS Gothic"/>
                 </w14:checkbox>
               </w:sdtPr>
+              <w:sdtEndPr/>
               <w:sdtContent>
                 <w:r>
                   <w:rPr>
@@ -7123,6 +7305,7 @@
                   <w14:uncheckedState w14:val="2610" w14:font="MS Gothic"/>
                 </w14:checkbox>
               </w:sdtPr>
+              <w:sdtEndPr/>
               <w:sdtContent>
                 <w:r>
                   <w:rPr>
@@ -7153,6 +7336,7 @@
                   <w14:uncheckedState w14:val="2610" w14:font="MS Gothic"/>
                 </w14:checkbox>
               </w:sdtPr>
+              <w:sdtEndPr/>
               <w:sdtContent>
                 <w:r>
                   <w:rPr>
@@ -7182,6 +7366,7 @@
                   <w14:uncheckedState w14:val="2610" w14:font="MS Gothic"/>
                 </w14:checkbox>
               </w:sdtPr>
+              <w:sdtEndPr/>
               <w:sdtContent>
                 <w:r>
                   <w:rPr>
@@ -7250,6 +7435,7 @@
                   <w14:uncheckedState w14:val="2610" w14:font="MS Gothic"/>
                 </w14:checkbox>
               </w:sdtPr>
+              <w:sdtEndPr/>
               <w:sdtContent>
                 <w:r>
                   <w:rPr>
@@ -7280,6 +7466,7 @@
                   <w14:uncheckedState w14:val="2610" w14:font="MS Gothic"/>
                 </w14:checkbox>
               </w:sdtPr>
+              <w:sdtEndPr/>
               <w:sdtContent>
                 <w:r>
                   <w:rPr>
@@ -7310,6 +7497,7 @@
                   <w14:uncheckedState w14:val="2610" w14:font="MS Gothic"/>
                 </w14:checkbox>
               </w:sdtPr>
+              <w:sdtEndPr/>
               <w:sdtContent>
                 <w:r>
                   <w:rPr>
@@ -7340,6 +7528,7 @@
                   <w14:uncheckedState w14:val="2610" w14:font="MS Gothic"/>
                 </w14:checkbox>
               </w:sdtPr>
+              <w:sdtEndPr/>
               <w:sdtContent>
                 <w:r>
                   <w:rPr>
@@ -7369,6 +7558,7 @@
                   <w14:uncheckedState w14:val="2610" w14:font="MS Gothic"/>
                 </w14:checkbox>
               </w:sdtPr>
+              <w:sdtEndPr/>
               <w:sdtContent>
                 <w:r>
                   <w:rPr>
@@ -7422,6 +7612,7 @@
                   <w14:uncheckedState w14:val="2610" w14:font="MS Gothic"/>
                 </w14:checkbox>
               </w:sdtPr>
+              <w:sdtEndPr/>
               <w:sdtContent>
                 <w:r>
                   <w:rPr>
@@ -7452,6 +7643,7 @@
                   <w14:uncheckedState w14:val="2610" w14:font="MS Gothic"/>
                 </w14:checkbox>
               </w:sdtPr>
+              <w:sdtEndPr/>
               <w:sdtContent>
                 <w:r>
                   <w:rPr>
@@ -7482,6 +7674,7 @@
                   <w14:uncheckedState w14:val="2610" w14:font="MS Gothic"/>
                 </w14:checkbox>
               </w:sdtPr>
+              <w:sdtEndPr/>
               <w:sdtContent>
                 <w:r>
                   <w:rPr>
@@ -7512,6 +7705,7 @@
                   <w14:uncheckedState w14:val="2610" w14:font="MS Gothic"/>
                 </w14:checkbox>
               </w:sdtPr>
+              <w:sdtEndPr/>
               <w:sdtContent>
                 <w:r>
                   <w:rPr>
@@ -7541,6 +7735,7 @@
                   <w14:uncheckedState w14:val="2610" w14:font="MS Gothic"/>
                 </w14:checkbox>
               </w:sdtPr>
+              <w:sdtEndPr/>
               <w:sdtContent>
                 <w:r>
                   <w:rPr>
@@ -7599,6 +7794,7 @@
                   <w14:uncheckedState w14:val="2610" w14:font="MS Gothic"/>
                 </w14:checkbox>
               </w:sdtPr>
+              <w:sdtEndPr/>
               <w:sdtContent>
                 <w:r>
                   <w:rPr>
@@ -7629,6 +7825,7 @@
                   <w14:uncheckedState w14:val="2610" w14:font="MS Gothic"/>
                 </w14:checkbox>
               </w:sdtPr>
+              <w:sdtEndPr/>
               <w:sdtContent>
                 <w:r>
                   <w:rPr>
@@ -7659,6 +7856,7 @@
                   <w14:uncheckedState w14:val="2610" w14:font="MS Gothic"/>
                 </w14:checkbox>
               </w:sdtPr>
+              <w:sdtEndPr/>
               <w:sdtContent>
                 <w:r>
                   <w:rPr>
@@ -7688,6 +7886,7 @@
                   <w14:uncheckedState w14:val="2610" w14:font="MS Gothic"/>
                 </w14:checkbox>
               </w:sdtPr>
+              <w:sdtEndPr/>
               <w:sdtContent>
                 <w:r>
                   <w:rPr>
@@ -7718,6 +7917,7 @@
                   <w14:uncheckedState w14:val="2610" w14:font="MS Gothic"/>
                 </w14:checkbox>
               </w:sdtPr>
+              <w:sdtEndPr/>
               <w:sdtContent>
                 <w:r>
                   <w:rPr>
@@ -7785,7 +7985,15 @@
                 <w:b/>
                 <w:sz w:val="28"/>
               </w:rPr>
-              <w:t>5. แนวทางการโยกย้าย/เปลี่ยนตำแหน่งที่เป็นไปได้ (Career Mobility Map)</w:t>
+              <w:t xml:space="preserve">5. </w:t>
+            </w:r>
+            <w:r>
+              <w:rPr>
+                <w:rFonts w:ascii="Browallia New" w:eastAsia="Browallia New" w:hAnsi="Browallia New" w:cs="Browallia New"/>
+                <w:b/>
+                <w:sz w:val="28"/>
+              </w:rPr>
+              <w:t>แนวทางการโยกย้าย/เปลี่ยนตำแหน่งที่เป็นไปได้ (Career Mobility Map)</w:t>
             </w:r>
           </w:p>
           <w:p>
@@ -7856,7 +8064,15 @@
                 <w:sz w:val="28"/>
               </w:rPr>
               <w:br/>
-              <w:t>(Lateral / ระดับเดียวกัน)</w:t>
+              <w:t xml:space="preserve">(Lateral / </w:t>
+            </w:r>
+            <w:r>
+              <w:rPr>
+                <w:rFonts w:ascii="Browallia New" w:eastAsia="Browallia New" w:hAnsi="Browallia New" w:cs="Browallia New"/>
+                <w:b/>
+                <w:sz w:val="28"/>
+              </w:rPr>
+              <w:t>ระดับเดียวกัน)</w:t>
             </w:r>
           </w:p>
         </w:tc>
@@ -8698,6 +8914,7 @@
                   <w14:uncheckedState w14:val="2610" w14:font="MS Gothic"/>
                 </w14:checkbox>
               </w:sdtPr>
+              <w:sdtEndPr/>
               <w:sdtContent>
                 <w:r>
                   <w:rPr>
@@ -8731,18 +8948,18 @@
               <w:sdtPr>
                 <w:id w:val="200002"/>
                 <w14:checkbox>
-                  <w14:checked w14:val="0"/>
+                  <w14:checked w14:val="1"/>
                   <w14:checkedState w14:val="2612" w14:font="MS Gothic"/>
                   <w14:uncheckedState w14:val="2610" w14:font="MS Gothic"/>
                 </w14:checkbox>
               </w:sdtPr>
+              <w:sdtEndPr/>
               <w:sdtContent>
                 <w:r>
                   <w:rPr>
                     <w:rFonts w:ascii="MS Gothic" w:eastAsia="MS Gothic" w:hAnsi="MS Gothic" w:hint="eastAsia"/>
-                    <w:sz w:val="28"/>
                   </w:rPr>
-                  <w:t>☐</w:t>
+                  <w:t>☒</w:t>
                 </w:r>
               </w:sdtContent>
             </w:sdt>
@@ -8933,6 +9150,7 @@
                   <w14:uncheckedState w14:val="2610" w14:font="MS Gothic"/>
                 </w14:checkbox>
               </w:sdtPr>
+              <w:sdtEndPr/>
               <w:sdtContent>
                 <w:r>
                   <w:rPr>
@@ -8964,6 +9182,7 @@
                   <w14:uncheckedState w14:val="2610" w14:font="MS Gothic"/>
                 </w14:checkbox>
               </w:sdtPr>
+              <w:sdtEndPr/>
               <w:sdtContent>
                 <w:r>
                   <w:rPr>
@@ -9018,6 +9237,7 @@
                   <w14:uncheckedState w14:val="2610" w14:font="MS Gothic"/>
                 </w14:checkbox>
               </w:sdtPr>
+              <w:sdtEndPr/>
               <w:sdtContent>
                 <w:r>
                   <w:rPr>
@@ -9089,6 +9309,7 @@
                   <w14:uncheckedState w14:val="2610" w14:font="MS Gothic"/>
                 </w14:checkbox>
               </w:sdtPr>
+              <w:sdtEndPr/>
               <w:sdtContent>
                 <w:r>
                   <w:rPr>
@@ -9120,6 +9341,7 @@
                   <w14:uncheckedState w14:val="2610" w14:font="MS Gothic"/>
                 </w14:checkbox>
               </w:sdtPr>
+              <w:sdtEndPr/>
               <w:sdtContent>
                 <w:r>
                   <w:rPr>
@@ -9181,6 +9403,7 @@
                   <w14:uncheckedState w14:val="2610" w14:font="MS Gothic"/>
                 </w14:checkbox>
               </w:sdtPr>
+              <w:sdtEndPr/>
               <w:sdtContent>
                 <w:r>
                   <w:rPr>
@@ -17134,7 +17357,6 @@
   <w:style w:type="character" w:default="1" w:styleId="DefaultParagraphFont">
     <w:name w:val="Default Paragraph Font"/>
     <w:uiPriority w:val="1"/>
-    <w:semiHidden/>
     <w:unhideWhenUsed/>
   </w:style>
   <w:style w:type="table" w:default="1" w:styleId="TableNormal">
